--- a/public/templates/compiled/forms/A-056-EncryptionPolicy-FORM.docx
+++ b/public/templates/compiled/forms/A-056-EncryptionPolicy-FORM.docx
@@ -31,6 +31,9 @@
         <w:gridCol w:w="9360"/>
       </w:tblGrid>
       <w:tr>
+        <w:trPr>
+          <w:cantSplit/>
+        </w:trPr>
         <w:tc>
           <w:tcPr>
             <w:tcW w:type="dxa" w:w="9360"/>
@@ -253,6 +256,9 @@
         <w:gridCol w:w="9360"/>
       </w:tblGrid>
       <w:tr>
+        <w:trPr>
+          <w:cantSplit/>
+        </w:trPr>
         <w:tc>
           <w:tcPr>
             <w:tcW w:type="dxa" w:w="9360"/>
@@ -678,119 +684,164 @@
     </w:p>
     <w:p>
       <w:pPr>
-        <w:spacing w:after="120" w:before="0"/>
-      </w:pPr>
-      <w:r>
-        <w:rPr>
-          <w:rFonts w:ascii="Aptos" w:cs="Aptos" w:eastAsia="Aptos" w:hAnsi="Aptos"/>
-          <w:sz w:val="24"/>
-          <w:szCs w:val="24"/>
-        </w:rPr>
-        <w:t xml:space="preserve">1. The Agency shall encrypt sensitive data at rest and in transit, using only cryptography approved in the Encryption Standards Document.</w:t>
-      </w:r>
-    </w:p>
-    <w:p>
-      <w:pPr>
-        <w:spacing w:after="120" w:before="0"/>
-      </w:pPr>
-      <w:r>
-        <w:rPr>
-          <w:rFonts w:ascii="Aptos" w:cs="Aptos" w:eastAsia="Aptos" w:hAnsi="Aptos"/>
-          <w:sz w:val="24"/>
-          <w:szCs w:val="24"/>
-        </w:rPr>
-        <w:t xml:space="preserve">2. Encryption follows the Data Classification Policy. Data classified Restricted or Confidential shall be encrypted at rest and in transit. The Agency may extend encryption to lower classifications where a statute, contract, or risk decision requires it.</w:t>
-      </w:r>
-    </w:p>
-    <w:p>
-      <w:pPr>
-        <w:spacing w:after="120" w:before="0"/>
-      </w:pPr>
-      <w:r>
-        <w:rPr>
-          <w:rFonts w:ascii="Aptos" w:cs="Aptos" w:eastAsia="Aptos" w:hAnsi="Aptos"/>
-          <w:sz w:val="24"/>
-          <w:szCs w:val="24"/>
-        </w:rPr>
-        <w:t xml:space="preserve">3. The Agency shall encrypt sensitive data wherever it resides, including on-premises and cloud storage, databases, application logs, call recordings, and backups.</w:t>
-      </w:r>
-    </w:p>
-    <w:p>
-      <w:pPr>
-        <w:spacing w:after="120" w:before="0"/>
-      </w:pPr>
-      <w:r>
-        <w:rPr>
-          <w:rFonts w:ascii="Aptos" w:cs="Aptos" w:eastAsia="Aptos" w:hAnsi="Aptos"/>
-          <w:sz w:val="24"/>
-          <w:szCs w:val="24"/>
-        </w:rPr>
-        <w:t xml:space="preserve">4. The Agency shall encrypt sensitive data in transit across networks it does not control, including device-to-device communication, voice and message traffic, system interfaces, and remote-access sessions.</w:t>
-      </w:r>
-    </w:p>
-    <w:p>
-      <w:pPr>
-        <w:spacing w:after="120" w:before="0"/>
-      </w:pPr>
-      <w:r>
-        <w:rPr>
-          <w:rFonts w:ascii="Aptos" w:cs="Aptos" w:eastAsia="Aptos" w:hAnsi="Aptos"/>
-          <w:sz w:val="24"/>
-          <w:szCs w:val="24"/>
-        </w:rPr>
-        <w:t xml:space="preserve">5. The Agency shall select algorithms, protocols, and key lengths only from the Encryption Standards Document, and shall not use any cryptography the Standard prohibits.</w:t>
-      </w:r>
-    </w:p>
-    <w:p>
-      <w:pPr>
-        <w:spacing w:after="120" w:before="0"/>
-      </w:pPr>
-      <w:r>
-        <w:rPr>
-          <w:rFonts w:ascii="Aptos" w:cs="Aptos" w:eastAsia="Aptos" w:hAnsi="Aptos"/>
-          <w:sz w:val="24"/>
-          <w:szCs w:val="24"/>
-        </w:rPr>
-        <w:t xml:space="preserve">6. Cryptographic keys shall be generated, distributed, stored, rotated, and revoked under the Key &amp; Certificate Management Policy. Key access is restricted and kept separate from the data the keys protect.</w:t>
-      </w:r>
-    </w:p>
-    <w:p>
-      <w:pPr>
-        <w:spacing w:after="120" w:before="0"/>
-      </w:pPr>
-      <w:r>
-        <w:rPr>
-          <w:rFonts w:ascii="Aptos" w:cs="Aptos" w:eastAsia="Aptos" w:hAnsi="Aptos"/>
-          <w:sz w:val="24"/>
-          <w:szCs w:val="24"/>
-        </w:rPr>
-        <w:t xml:space="preserve">7. Vendors and service providers that store or transmit Agency sensitive data shall meet encryption requirements no weaker than this policy, evidenced by contract terms or a recognized attestation such as FedRAMP or SOC 2.</w:t>
-      </w:r>
-    </w:p>
-    <w:p>
-      <w:pPr>
-        <w:spacing w:after="120" w:before="0"/>
-      </w:pPr>
-      <w:r>
-        <w:rPr>
-          <w:rFonts w:ascii="Aptos" w:cs="Aptos" w:eastAsia="Aptos" w:hAnsi="Aptos"/>
-          <w:sz w:val="24"/>
-          <w:szCs w:val="24"/>
-        </w:rPr>
-        <w:t xml:space="preserve">8. The Agency shall verify that required encryption is in place, record the result in the Encryption Implementation Verification Records, and track any gap to closure in the Risk / Finding Register.</w:t>
-      </w:r>
-    </w:p>
-    <w:p>
-      <w:pPr>
-        <w:spacing w:after="120" w:before="0"/>
-      </w:pPr>
-      <w:r>
-        <w:rPr>
-          <w:rFonts w:ascii="Aptos" w:cs="Aptos" w:eastAsia="Aptos" w:hAnsi="Aptos"/>
-          <w:sz w:val="24"/>
-          <w:szCs w:val="24"/>
-        </w:rPr>
-        <w:t xml:space="preserve">9. Encryption that protects CJIS-regulated data is governed in addition by the CJIS Handling Addendum below.</w:t>
+        <w:pStyle w:val="ListParagraph"/>
+        <w:numPr>
+          <w:ilvl w:val="0"/>
+          <w:numId w:val="300"/>
+        </w:numPr>
+        <w:spacing w:after="60"/>
+      </w:pPr>
+      <w:r>
+        <w:rPr>
+          <w:rFonts w:ascii="Aptos" w:cs="Aptos" w:eastAsia="Aptos" w:hAnsi="Aptos"/>
+          <w:sz w:val="24"/>
+          <w:szCs w:val="24"/>
+        </w:rPr>
+        <w:t xml:space="preserve">The Agency shall encrypt sensitive data at rest and in transit, using only cryptography approved in the Encryption Standards Document.</w:t>
+      </w:r>
+    </w:p>
+    <w:p>
+      <w:pPr>
+        <w:pStyle w:val="ListParagraph"/>
+        <w:numPr>
+          <w:ilvl w:val="0"/>
+          <w:numId w:val="300"/>
+        </w:numPr>
+        <w:spacing w:after="60"/>
+      </w:pPr>
+      <w:r>
+        <w:rPr>
+          <w:rFonts w:ascii="Aptos" w:cs="Aptos" w:eastAsia="Aptos" w:hAnsi="Aptos"/>
+          <w:sz w:val="24"/>
+          <w:szCs w:val="24"/>
+        </w:rPr>
+        <w:t xml:space="preserve">Encryption follows the Data Classification Policy. Data classified Restricted or Confidential shall be encrypted at rest and in transit. The Agency may extend encryption to lower classifications where a statute, contract, or risk decision requires it.</w:t>
+      </w:r>
+    </w:p>
+    <w:p>
+      <w:pPr>
+        <w:pStyle w:val="ListParagraph"/>
+        <w:numPr>
+          <w:ilvl w:val="0"/>
+          <w:numId w:val="300"/>
+        </w:numPr>
+        <w:spacing w:after="60"/>
+      </w:pPr>
+      <w:r>
+        <w:rPr>
+          <w:rFonts w:ascii="Aptos" w:cs="Aptos" w:eastAsia="Aptos" w:hAnsi="Aptos"/>
+          <w:sz w:val="24"/>
+          <w:szCs w:val="24"/>
+        </w:rPr>
+        <w:t xml:space="preserve">The Agency shall encrypt sensitive data wherever it resides, including on-premises and cloud storage, databases, application logs, call recordings, and backups.</w:t>
+      </w:r>
+    </w:p>
+    <w:p>
+      <w:pPr>
+        <w:pStyle w:val="ListParagraph"/>
+        <w:numPr>
+          <w:ilvl w:val="0"/>
+          <w:numId w:val="300"/>
+        </w:numPr>
+        <w:spacing w:after="60"/>
+      </w:pPr>
+      <w:r>
+        <w:rPr>
+          <w:rFonts w:ascii="Aptos" w:cs="Aptos" w:eastAsia="Aptos" w:hAnsi="Aptos"/>
+          <w:sz w:val="24"/>
+          <w:szCs w:val="24"/>
+        </w:rPr>
+        <w:t xml:space="preserve">The Agency shall encrypt sensitive data in transit across networks it does not control, including device-to-device communication, voice and message traffic, system interfaces, and remote-access sessions.</w:t>
+      </w:r>
+    </w:p>
+    <w:p>
+      <w:pPr>
+        <w:pStyle w:val="ListParagraph"/>
+        <w:numPr>
+          <w:ilvl w:val="0"/>
+          <w:numId w:val="300"/>
+        </w:numPr>
+        <w:spacing w:after="60"/>
+      </w:pPr>
+      <w:r>
+        <w:rPr>
+          <w:rFonts w:ascii="Aptos" w:cs="Aptos" w:eastAsia="Aptos" w:hAnsi="Aptos"/>
+          <w:sz w:val="24"/>
+          <w:szCs w:val="24"/>
+        </w:rPr>
+        <w:t xml:space="preserve">The Agency shall select algorithms, protocols, and key lengths only from the Encryption Standards Document, and shall not use any cryptography the Standard prohibits.</w:t>
+      </w:r>
+    </w:p>
+    <w:p>
+      <w:pPr>
+        <w:pStyle w:val="ListParagraph"/>
+        <w:numPr>
+          <w:ilvl w:val="0"/>
+          <w:numId w:val="300"/>
+        </w:numPr>
+        <w:spacing w:after="60"/>
+      </w:pPr>
+      <w:r>
+        <w:rPr>
+          <w:rFonts w:ascii="Aptos" w:cs="Aptos" w:eastAsia="Aptos" w:hAnsi="Aptos"/>
+          <w:sz w:val="24"/>
+          <w:szCs w:val="24"/>
+        </w:rPr>
+        <w:t xml:space="preserve">Cryptographic keys shall be generated, distributed, stored, rotated, and revoked under the Key &amp; Certificate Management Policy. Key access is restricted and kept separate from the data the keys protect.</w:t>
+      </w:r>
+    </w:p>
+    <w:p>
+      <w:pPr>
+        <w:pStyle w:val="ListParagraph"/>
+        <w:numPr>
+          <w:ilvl w:val="0"/>
+          <w:numId w:val="300"/>
+        </w:numPr>
+        <w:spacing w:after="60"/>
+      </w:pPr>
+      <w:r>
+        <w:rPr>
+          <w:rFonts w:ascii="Aptos" w:cs="Aptos" w:eastAsia="Aptos" w:hAnsi="Aptos"/>
+          <w:sz w:val="24"/>
+          <w:szCs w:val="24"/>
+        </w:rPr>
+        <w:t xml:space="preserve">Vendors and service providers that store or transmit Agency sensitive data shall meet encryption requirements no weaker than this policy, evidenced by contract terms or a recognized attestation such as FedRAMP or SOC 2.</w:t>
+      </w:r>
+    </w:p>
+    <w:p>
+      <w:pPr>
+        <w:pStyle w:val="ListParagraph"/>
+        <w:numPr>
+          <w:ilvl w:val="0"/>
+          <w:numId w:val="300"/>
+        </w:numPr>
+        <w:spacing w:after="60"/>
+      </w:pPr>
+      <w:r>
+        <w:rPr>
+          <w:rFonts w:ascii="Aptos" w:cs="Aptos" w:eastAsia="Aptos" w:hAnsi="Aptos"/>
+          <w:sz w:val="24"/>
+          <w:szCs w:val="24"/>
+        </w:rPr>
+        <w:t xml:space="preserve">The Agency shall verify that required encryption is in place, record the result in the Encryption Implementation Verification Records, and track any gap to closure in the Risk / Finding Register.</w:t>
+      </w:r>
+    </w:p>
+    <w:p>
+      <w:pPr>
+        <w:pStyle w:val="ListParagraph"/>
+        <w:numPr>
+          <w:ilvl w:val="0"/>
+          <w:numId w:val="300"/>
+        </w:numPr>
+        <w:spacing w:after="60"/>
+      </w:pPr>
+      <w:r>
+        <w:rPr>
+          <w:rFonts w:ascii="Aptos" w:cs="Aptos" w:eastAsia="Aptos" w:hAnsi="Aptos"/>
+          <w:sz w:val="24"/>
+          <w:szCs w:val="24"/>
+        </w:rPr>
+        <w:t xml:space="preserve">Encryption that protects CJIS-regulated data is governed in addition by the CJIS Handling Addendum below.</w:t>
       </w:r>
     </w:p>
     <w:p>
@@ -844,6 +895,7 @@
       </w:tblGrid>
       <w:tr>
         <w:trPr>
+          <w:cantSplit/>
           <w:tblHeader/>
         </w:trPr>
         <w:tc>
@@ -910,6 +962,9 @@
         </w:tc>
       </w:tr>
       <w:tr>
+        <w:trPr>
+          <w:cantSplit/>
+        </w:trPr>
         <w:tc>
           <w:tcPr>
             <w:tcW w:type="dxa" w:w="3000"/>
@@ -970,6 +1025,9 @@
         </w:tc>
       </w:tr>
       <w:tr>
+        <w:trPr>
+          <w:cantSplit/>
+        </w:trPr>
         <w:tc>
           <w:tcPr>
             <w:tcW w:type="dxa" w:w="3000"/>
@@ -1030,6 +1088,9 @@
         </w:tc>
       </w:tr>
       <w:tr>
+        <w:trPr>
+          <w:cantSplit/>
+        </w:trPr>
         <w:tc>
           <w:tcPr>
             <w:tcW w:type="dxa" w:w="3000"/>
@@ -1087,6 +1148,9 @@
         </w:tc>
       </w:tr>
       <w:tr>
+        <w:trPr>
+          <w:cantSplit/>
+        </w:trPr>
         <w:tc>
           <w:tcPr>
             <w:tcW w:type="dxa" w:w="3000"/>
@@ -1336,6 +1400,7 @@
       </w:tblGrid>
       <w:tr>
         <w:trPr>
+          <w:cantSplit/>
           <w:tblHeader/>
         </w:trPr>
         <w:tc>
@@ -1402,6 +1467,9 @@
         </w:tc>
       </w:tr>
       <w:tr>
+        <w:trPr>
+          <w:cantSplit/>
+        </w:trPr>
         <w:tc>
           <w:tcPr>
             <w:tcW w:type="dxa" w:w="3200"/>
@@ -1462,6 +1530,9 @@
         </w:tc>
       </w:tr>
       <w:tr>
+        <w:trPr>
+          <w:cantSplit/>
+        </w:trPr>
         <w:tc>
           <w:tcPr>
             <w:tcW w:type="dxa" w:w="3200"/>
@@ -1522,6 +1593,9 @@
         </w:tc>
       </w:tr>
       <w:tr>
+        <w:trPr>
+          <w:cantSplit/>
+        </w:trPr>
         <w:tc>
           <w:tcPr>
             <w:tcW w:type="dxa" w:w="3200"/>
@@ -1649,6 +1723,9 @@
         <w:gridCol w:w="9360"/>
       </w:tblGrid>
       <w:tr>
+        <w:trPr>
+          <w:cantSplit/>
+        </w:trPr>
         <w:tc>
           <w:tcPr>
             <w:tcW w:type="dxa" w:w="9360"/>
@@ -1796,6 +1873,7 @@
       </w:tblGrid>
       <w:tr>
         <w:trPr>
+          <w:cantSplit/>
           <w:tblHeader/>
         </w:trPr>
         <w:tc>
@@ -1924,6 +2002,9 @@
         </w:tc>
       </w:tr>
       <w:tr>
+        <w:trPr>
+          <w:cantSplit/>
+        </w:trPr>
         <w:tc>
           <w:tcPr>
             <w:tcW w:type="dxa" w:w="3000"/>
@@ -2011,6 +2092,9 @@
         </w:tc>
       </w:tr>
       <w:tr>
+        <w:trPr>
+          <w:cantSplit/>
+        </w:trPr>
         <w:tc>
           <w:tcPr>
             <w:tcW w:type="dxa" w:w="3000"/>
@@ -2135,6 +2219,7 @@
       </w:tblGrid>
       <w:tr>
         <w:trPr>
+          <w:cantSplit/>
           <w:tblHeader/>
         </w:trPr>
         <w:tc>
@@ -2263,6 +2348,9 @@
         </w:tc>
       </w:tr>
       <w:tr>
+        <w:trPr>
+          <w:cantSplit/>
+        </w:trPr>
         <w:tc>
           <w:tcPr>
             <w:tcW w:type="dxa" w:w="1300"/>
@@ -2410,6 +2498,9 @@
         <w:gridCol w:w="9360"/>
       </w:tblGrid>
       <w:tr>
+        <w:trPr>
+          <w:cantSplit/>
+        </w:trPr>
         <w:tc>
           <w:tcPr>
             <w:tcW w:type="dxa" w:w="9360"/>
@@ -2468,6 +2559,7 @@
         </w:tc>
       </w:tr>
     </w:tbl>
+    <w:p/>
     <w:sectPr>
       <w:headerReference w:type="default" r:id="rId7"/>
       <w:footerReference w:type="default" r:id="rId8"/>
@@ -2478,10 +2570,6 @@
     </w:sectPr>
   </w:body>
 </w:document>
-</file>
-
-<file path=word/comments.xml><?xml version="1.0" encoding="utf-8"?>
-<w:comments xmlns:cx="http://schemas.microsoft.com/office/drawing/2014/chartex" xmlns:cx1="http://schemas.microsoft.com/office/drawing/2015/9/8/chartex" xmlns:cx2="http://schemas.microsoft.com/office/drawing/2015/10/21/chartex" xmlns:cx3="http://schemas.microsoft.com/office/drawing/2016/5/9/chartex" xmlns:cx4="http://schemas.microsoft.com/office/drawing/2016/5/10/chartex" xmlns:cx5="http://schemas.microsoft.com/office/drawing/2016/5/11/chartex" xmlns:cx6="http://schemas.microsoft.com/office/drawing/2016/5/12/chartex" xmlns:cx7="http://schemas.microsoft.com/office/drawing/2016/5/13/chartex" xmlns:cx8="http://schemas.microsoft.com/office/drawing/2016/5/14/chartex" xmlns:mc="http://schemas.openxmlformats.org/markup-compatibility/2006" xmlns:aink="http://schemas.microsoft.com/office/drawing/2016/ink" xmlns:am3d="http://schemas.microsoft.com/office/drawing/2017/model3d" xmlns:o="urn:schemas-microsoft-com:office:office" xmlns:r="http://schemas.openxmlformats.org/officeDocument/2006/relationships" xmlns:m="http://schemas.openxmlformats.org/officeDocument/2006/math" xmlns:v="urn:schemas-microsoft-com:vml" xmlns:wp14="http://schemas.microsoft.com/office/word/2010/wordprocessingDrawing" xmlns:wp="http://schemas.openxmlformats.org/drawingml/2006/wordprocessingDrawing" xmlns:w10="urn:schemas-microsoft-com:office:word" xmlns:w="http://schemas.openxmlformats.org/wordprocessingml/2006/main" xmlns:w14="http://schemas.microsoft.com/office/word/2010/wordml" xmlns:w15="http://schemas.microsoft.com/office/word/2012/wordml" xmlns:w16cex="http://schemas.microsoft.com/office/word/2018/wordml/cex" xmlns:w16cid="http://schemas.microsoft.com/office/word/2016/wordml/cid" xmlns:w16="http://schemas.microsoft.com/office/word/2018/wordml" xmlns:w16sdtdh="http://schemas.microsoft.com/office/word/2020/wordml/sdtdatahash" xmlns:w16se="http://schemas.microsoft.com/office/word/2015/wordml/symex" xmlns:wpg="http://schemas.microsoft.com/office/word/2010/wordprocessingGroup" xmlns:wpi="http://schemas.microsoft.com/office/word/2010/wordprocessingInk" xmlns:wne="http://schemas.microsoft.com/office/word/2006/wordml" xmlns:wps="http://schemas.microsoft.com/office/word/2010/wordprocessingShape"/>
 </file>
 
 <file path=word/endnotes.xml><?xml version="1.0" encoding="utf-8"?>
@@ -2619,6 +2707,14 @@
       </w:pBdr>
       <w:jc w:val="right"/>
     </w:pPr>
+    <w:r>
+      <w:rPr>
+        <w:rFonts w:ascii="Aptos" w:cs="Aptos" w:eastAsia="Aptos" w:hAnsi="Aptos"/>
+        <w:color w:val="595959"/>
+        <w:sz w:val="16"/>
+        <w:szCs w:val="16"/>
+      </w:rPr>
+    </w:r>
   </w:p>
 </w:hdr>
 </file>
@@ -2855,6 +2951,12 @@
   </w:num>
   <w:num w:numId="3">
     <w:abstractNumId w:val="2"/>
+    <w:lvlOverride w:ilvl="0">
+      <w:startOverride w:val="1"/>
+    </w:lvlOverride>
+  </w:num>
+  <w:num w:numId="300">
+    <w:abstractNumId w:val="8"/>
     <w:lvlOverride w:ilvl="0">
       <w:startOverride w:val="1"/>
     </w:lvlOverride>
@@ -2884,37 +2986,24 @@
       <w:szCs w:val="56"/>
     </w:rPr>
   </w:style>
-  <w:style w:type="paragraph" w:styleId="Heading1">
-    <w:name w:val="Heading 1"/>
-    <w:basedOn w:val="Normal"/>
-    <w:next w:val="Normal"/>
-    <w:qFormat/>
-    <w:rPr>
-      <w:color w:val="2E74B5"/>
-      <w:sz w:val="32"/>
-      <w:szCs w:val="32"/>
-    </w:rPr>
-  </w:style>
-  <w:style w:type="paragraph" w:styleId="Heading2">
-    <w:name w:val="Heading 2"/>
-    <w:basedOn w:val="Normal"/>
-    <w:next w:val="Normal"/>
-    <w:qFormat/>
-    <w:rPr>
-      <w:color w:val="2E74B5"/>
-      <w:sz w:val="26"/>
-      <w:szCs w:val="26"/>
-    </w:rPr>
-  </w:style>
   <w:style w:type="paragraph" w:styleId="Heading3">
     <w:name w:val="Heading 3"/>
     <w:basedOn w:val="Normal"/>
     <w:next w:val="Normal"/>
     <w:qFormat/>
+    <w:pPr>
+      <w:keepNext/>
+      <w:keepLines/>
+      <w:spacing w:after="100" w:before="220"/>
+      <w:outlineLvl w:val="2"/>
+    </w:pPr>
     <w:rPr>
-      <w:color w:val="1F4D78"/>
-      <w:sz w:val="24"/>
-      <w:szCs w:val="24"/>
+      <w:rFonts w:ascii="Aptos" w:cs="Aptos" w:eastAsia="Aptos" w:hAnsi="Aptos"/>
+      <w:b/>
+      <w:bCs/>
+      <w:color w:val="1B3A5C"/>
+      <w:sz w:val="26"/>
+      <w:szCs w:val="26"/>
     </w:rPr>
   </w:style>
   <w:style w:type="paragraph" w:styleId="Heading4">
@@ -2922,10 +3011,19 @@
     <w:basedOn w:val="Normal"/>
     <w:next w:val="Normal"/>
     <w:qFormat/>
+    <w:pPr>
+      <w:keepNext/>
+      <w:keepLines/>
+      <w:spacing w:after="100" w:before="220"/>
+      <w:outlineLvl w:val="3"/>
+    </w:pPr>
     <w:rPr>
-      <w:i/>
-      <w:iCs/>
-      <w:color w:val="2E74B5"/>
+      <w:rFonts w:ascii="Aptos" w:cs="Aptos" w:eastAsia="Aptos" w:hAnsi="Aptos"/>
+      <w:b/>
+      <w:bCs/>
+      <w:color w:val="1B3A5C"/>
+      <w:sz w:val="24"/>
+      <w:szCs w:val="24"/>
     </w:rPr>
   </w:style>
   <w:style w:type="paragraph" w:styleId="Heading5">
@@ -2933,8 +3031,19 @@
     <w:basedOn w:val="Normal"/>
     <w:next w:val="Normal"/>
     <w:qFormat/>
+    <w:pPr>
+      <w:keepNext/>
+      <w:keepLines/>
+      <w:spacing w:after="100" w:before="220"/>
+      <w:outlineLvl w:val="4"/>
+    </w:pPr>
     <w:rPr>
-      <w:color w:val="2E74B5"/>
+      <w:rFonts w:ascii="Aptos" w:cs="Aptos" w:eastAsia="Aptos" w:hAnsi="Aptos"/>
+      <w:b/>
+      <w:bCs/>
+      <w:color w:val="1B3A5C"/>
+      <w:sz w:val="24"/>
+      <w:szCs w:val="24"/>
     </w:rPr>
   </w:style>
   <w:style w:type="paragraph" w:styleId="Heading6">
@@ -2942,8 +3051,19 @@
     <w:basedOn w:val="Normal"/>
     <w:next w:val="Normal"/>
     <w:qFormat/>
+    <w:pPr>
+      <w:keepNext/>
+      <w:keepLines/>
+      <w:spacing w:after="100" w:before="220"/>
+      <w:outlineLvl w:val="5"/>
+    </w:pPr>
     <w:rPr>
-      <w:color w:val="1F4D78"/>
+      <w:rFonts w:ascii="Aptos" w:cs="Aptos" w:eastAsia="Aptos" w:hAnsi="Aptos"/>
+      <w:b/>
+      <w:bCs/>
+      <w:color w:val="1B3A5C"/>
+      <w:sz w:val="24"/>
+      <w:szCs w:val="24"/>
     </w:rPr>
   </w:style>
   <w:style w:type="paragraph" w:styleId="Strong">
@@ -3051,6 +3171,8 @@
     <w:next w:val="Normal"/>
     <w:qFormat/>
     <w:pPr>
+      <w:keepNext/>
+      <w:keepLines/>
       <w:spacing w:after="160" w:before="240"/>
       <w:outlineLvl w:val="0"/>
     </w:pPr>
@@ -3069,6 +3191,8 @@
     <w:next w:val="Normal"/>
     <w:qFormat/>
     <w:pPr>
+      <w:keepNext/>
+      <w:keepLines/>
       <w:spacing w:after="100" w:before="220"/>
       <w:outlineLvl w:val="1"/>
     </w:pPr>
